--- a/Image references.docx
+++ b/Image references.docx
@@ -1,6 +1,6 @@
 
 <file path=word/document.xml><?xml version="1.0" encoding="utf-8"?>
-<w:document xmlns:wpc="http://schemas.microsoft.com/office/word/2010/wordprocessingCanvas" xmlns:cx="http://schemas.microsoft.com/office/drawing/2014/chartex" xmlns:cx1="http://schemas.microsoft.com/office/drawing/2015/9/8/chartex" xmlns:cx2="http://schemas.microsoft.com/office/drawing/2015/10/21/chartex" xmlns:cx3="http://schemas.microsoft.com/office/drawing/2016/5/9/chartex" xmlns:cx4="http://schemas.microsoft.com/office/drawing/2016/5/10/chartex" xmlns:cx5="http://schemas.microsoft.com/office/drawing/2016/5/11/chartex" xmlns:cx6="http://schemas.microsoft.com/office/drawing/2016/5/12/chartex" xmlns:cx7="http://schemas.microsoft.com/office/drawing/2016/5/13/chartex" xmlns:cx8="http://schemas.microsoft.com/office/drawing/2016/5/14/chartex" xmlns:mc="http://schemas.openxmlformats.org/markup-compatibility/2006" xmlns:aink="http://schemas.microsoft.com/office/drawing/2016/ink" xmlns:am3d="http://schemas.microsoft.com/office/drawing/2017/model3d" xmlns:o="urn:schemas-microsoft-com:office:office" xmlns:oel="http://schemas.microsoft.com/office/2019/extlst" xmlns:r="http://schemas.openxmlformats.org/officeDocument/2006/relationships" xmlns:m="http://schemas.openxmlformats.org/officeDocument/2006/math" xmlns:v="urn:schemas-microsoft-com:vml" xmlns:wp14="http://schemas.microsoft.com/office/word/2010/wordprocessingDrawing" xmlns:wp="http://schemas.openxmlformats.org/drawingml/2006/wordprocessingDrawing" xmlns:w10="urn:schemas-microsoft-com:office:word" xmlns:w="http://schemas.openxmlformats.org/wordprocessingml/2006/main" xmlns:w14="http://schemas.microsoft.com/office/word/2010/wordml" xmlns:w15="http://schemas.microsoft.com/office/word/2012/wordml" xmlns:w16cex="http://schemas.microsoft.com/office/word/2018/wordml/cex" xmlns:w16cid="http://schemas.microsoft.com/office/word/2016/wordml/cid" xmlns:w16="http://schemas.microsoft.com/office/word/2018/wordml" xmlns:w16du="http://schemas.microsoft.com/office/word/2023/wordml/word16du" xmlns:w16sdtdh="http://schemas.microsoft.com/office/word/2020/wordml/sdtdatahash" xmlns:w16sdtfl="http://schemas.microsoft.com/office/word/2024/wordml/sdtformatlock" xmlns:w16se="http://schemas.microsoft.com/office/word/2015/wordml/symex" xmlns:wpg="http://schemas.microsoft.com/office/word/2010/wordprocessingGroup" xmlns:wpi="http://schemas.microsoft.com/office/word/2010/wordprocessingInk" xmlns:wne="http://schemas.microsoft.com/office/word/2006/wordml" xmlns:wps="http://schemas.microsoft.com/office/word/2010/wordprocessingShape" mc:Ignorable="w14 w15 w16se w16cid w16 w16cex w16sdtdh w16sdtfl w16du wp14">
+<w:document xmlns:wpc="http://schemas.microsoft.com/office/word/2010/wordprocessingCanvas" xmlns:cx="http://schemas.microsoft.com/office/drawing/2014/chartex" xmlns:cx1="http://schemas.microsoft.com/office/drawing/2015/9/8/chartex" xmlns:cx2="http://schemas.microsoft.com/office/drawing/2015/10/21/chartex" xmlns:cx3="http://schemas.microsoft.com/office/drawing/2016/5/9/chartex" xmlns:cx4="http://schemas.microsoft.com/office/drawing/2016/5/10/chartex" xmlns:cx5="http://schemas.microsoft.com/office/drawing/2016/5/11/chartex" xmlns:cx6="http://schemas.microsoft.com/office/drawing/2016/5/12/chartex" xmlns:cx7="http://schemas.microsoft.com/office/drawing/2016/5/13/chartex" xmlns:cx8="http://schemas.microsoft.com/office/drawing/2016/5/14/chartex" xmlns:mc="http://schemas.openxmlformats.org/markup-compatibility/2006" xmlns:aink="http://schemas.microsoft.com/office/drawing/2016/ink" xmlns:am3d="http://schemas.microsoft.com/office/drawing/2017/model3d" xmlns:o="urn:schemas-microsoft-com:office:office" xmlns:oel="http://schemas.microsoft.com/office/2019/extlst" xmlns:r="http://schemas.openxmlformats.org/officeDocument/2006/relationships" xmlns:m="http://schemas.openxmlformats.org/officeDocument/2006/math" xmlns:v="urn:schemas-microsoft-com:vml" xmlns:wp14="http://schemas.microsoft.com/office/word/2010/wordprocessingDrawing" xmlns:wp="http://schemas.openxmlformats.org/drawingml/2006/wordprocessingDrawing" xmlns:w10="urn:schemas-microsoft-com:office:word" xmlns:w="http://schemas.openxmlformats.org/wordprocessingml/2006/main" xmlns:w14="http://schemas.microsoft.com/office/word/2010/wordml" xmlns:w15="http://schemas.microsoft.com/office/word/2012/wordml" xmlns:w16cei="http://schemas.microsoft.com/office/word/2026/wordml/cei" xmlns:w16cex="http://schemas.microsoft.com/office/word/2018/wordml/cex" xmlns:w16cid="http://schemas.microsoft.com/office/word/2016/wordml/cid" xmlns:w16="http://schemas.microsoft.com/office/word/2018/wordml" xmlns:w16du="http://schemas.microsoft.com/office/word/2023/wordml/word16du" xmlns:w16sdtdh="http://schemas.microsoft.com/office/word/2020/wordml/sdtdatahash" xmlns:w16sdtfl="http://schemas.microsoft.com/office/word/2024/wordml/sdtformatlock" xmlns:w16se="http://schemas.microsoft.com/office/word/2015/wordml/symex" xmlns:wpg="http://schemas.microsoft.com/office/word/2010/wordprocessingGroup" xmlns:wpi="http://schemas.microsoft.com/office/word/2010/wordprocessingInk" xmlns:wne="http://schemas.microsoft.com/office/word/2006/wordml" xmlns:wps="http://schemas.microsoft.com/office/word/2010/wordprocessingShape" mc:Ignorable="w14 w15 w16se w16cid w16 w16cex w16sdtdh w16sdtfl w16du wp14">
   <w:body>
     <w:p>
       <w:r>
@@ -36,13 +36,76 @@
       <w:r>
         <w:t xml:space="preserve">Coins – </w:t>
       </w:r>
+      <w:hyperlink r:id="rId4" w:history="1">
+        <w:r>
+          <w:rPr>
+            <w:rStyle w:val="Hyperlink"/>
+          </w:rPr>
+          <w:t>https://www.kindpng.com/picc/m/36-365011_gold-coin-png-image-new-super-mario-bros.png</w:t>
+        </w:r>
+      </w:hyperlink>
+      <w:r>
+        <w:t xml:space="preserve"> </w:t>
+      </w:r>
     </w:p>
     <w:p>
       <w:r>
         <w:t xml:space="preserve">Background - </w:t>
       </w:r>
-      <w:r>
-        <w:t>https://github.com/ImKennyYip/flappy-bird/blob/master/flappybirdbg.png?raw=true</w:t>
+      <w:hyperlink r:id="rId5" w:history="1">
+        <w:r>
+          <w:rPr>
+            <w:rStyle w:val="Hyperlink"/>
+          </w:rPr>
+          <w:t>https://github.com/ImKennyYip/flappy-bird/blob/master/flappybirdbg.png?raw=true</w:t>
+        </w:r>
+      </w:hyperlink>
+    </w:p>
+    <w:p/>
+    <w:p/>
+    <w:p>
+      <w:r>
+        <w:t xml:space="preserve">  </w:t>
+      </w:r>
+      <w:r>
+        <w:rPr>
+          <w:b/>
+          <w:bCs/>
+        </w:rPr>
+        <w:t>Easy:</w:t>
+      </w:r>
+      <w:r>
+        <w:t xml:space="preserve"> coin is in the 220px gap </w:t>
+      </w:r>
+    </w:p>
+    <w:p>
+      <w:r>
+        <w:t xml:space="preserve">  </w:t>
+      </w:r>
+      <w:r>
+        <w:rPr>
+          <w:b/>
+          <w:bCs/>
+        </w:rPr>
+        <w:t>Medium:</w:t>
+      </w:r>
+      <w:r>
+        <w:t xml:space="preserve"> coin is in the 170px gap </w:t>
+      </w:r>
+    </w:p>
+    <w:p>
+      <w:r>
+        <w:t xml:space="preserve">  </w:t>
+      </w:r>
+      <w:r>
+        <w:rPr>
+          <w:b/>
+          <w:bCs/>
+        </w:rPr>
+        <w:t>Hard:</w:t>
+      </w:r>
+      <w:r>
+        <w:t xml:space="preserve"> coin is in the 120px gap</w:t>
       </w:r>
     </w:p>
     <w:sectPr>
@@ -658,7 +721,6 @@
   <w:style w:type="character" w:default="1" w:styleId="DefaultParagraphFont">
     <w:name w:val="Default Paragraph Font"/>
     <w:uiPriority w:val="1"/>
-    <w:semiHidden/>
     <w:unhideWhenUsed/>
   </w:style>
   <w:style w:type="table" w:default="1" w:styleId="TableNormal">
@@ -970,6 +1032,29 @@
       <w:smallCaps/>
       <w:color w:val="0F4761" w:themeColor="accent1" w:themeShade="BF"/>
       <w:spacing w:val="5"/>
+    </w:rPr>
+  </w:style>
+  <w:style w:type="character" w:styleId="Hyperlink">
+    <w:name w:val="Hyperlink"/>
+    <w:basedOn w:val="DefaultParagraphFont"/>
+    <w:uiPriority w:val="99"/>
+    <w:unhideWhenUsed/>
+    <w:rsid w:val="00D1644B"/>
+    <w:rPr>
+      <w:color w:val="467886" w:themeColor="hyperlink"/>
+      <w:u w:val="single"/>
+    </w:rPr>
+  </w:style>
+  <w:style w:type="character" w:styleId="UnresolvedMention">
+    <w:name w:val="Unresolved Mention"/>
+    <w:basedOn w:val="DefaultParagraphFont"/>
+    <w:uiPriority w:val="99"/>
+    <w:semiHidden/>
+    <w:unhideWhenUsed/>
+    <w:rsid w:val="00D1644B"/>
+    <w:rPr>
+      <w:color w:val="605E5C"/>
+      <w:shd w:val="clear" w:color="auto" w:fill="E1DFDD"/>
     </w:rPr>
   </w:style>
 </w:styles>

--- a/Image references.docx
+++ b/Image references.docx
@@ -106,6 +106,45 @@
       </w:r>
       <w:r>
         <w:t xml:space="preserve"> coin is in the 120px gap</w:t>
+      </w:r>
+    </w:p>
+    <w:p>
+      <w:r>
+        <w:drawing>
+          <wp:inline distT="0" distB="0" distL="0" distR="0" wp14:anchorId="43B87CB3" wp14:editId="1794AB02">
+            <wp:extent cx="1828813" cy="3381400"/>
+            <wp:effectExtent l="0" t="0" r="0" b="9525"/>
+            <wp:docPr id="2134912403" name="Picture 1"/>
+            <wp:cNvGraphicFramePr>
+              <a:graphicFrameLocks xmlns:a="http://schemas.openxmlformats.org/drawingml/2006/main" noChangeAspect="1"/>
+            </wp:cNvGraphicFramePr>
+            <a:graphic xmlns:a="http://schemas.openxmlformats.org/drawingml/2006/main">
+              <a:graphicData uri="http://schemas.openxmlformats.org/drawingml/2006/picture">
+                <pic:pic xmlns:pic="http://schemas.openxmlformats.org/drawingml/2006/picture">
+                  <pic:nvPicPr>
+                    <pic:cNvPr id="2134912403" name=""/>
+                    <pic:cNvPicPr/>
+                  </pic:nvPicPr>
+                  <pic:blipFill>
+                    <a:blip r:embed="rId6"/>
+                    <a:stretch>
+                      <a:fillRect/>
+                    </a:stretch>
+                  </pic:blipFill>
+                  <pic:spPr>
+                    <a:xfrm>
+                      <a:off x="0" y="0"/>
+                      <a:ext cx="1828813" cy="3381400"/>
+                    </a:xfrm>
+                    <a:prstGeom prst="rect">
+                      <a:avLst/>
+                    </a:prstGeom>
+                  </pic:spPr>
+                </pic:pic>
+              </a:graphicData>
+            </a:graphic>
+          </wp:inline>
+        </w:drawing>
       </w:r>
     </w:p>
     <w:sectPr>
